--- a/klagomålsmail/A 39562-2026 FSC-klagomål mail.docx
+++ b/klagomålsmail/A 39562-2026 FSC-klagomål mail.docx
@@ -11,7 +11,7 @@
     </w:p>
     <w:p>
       <w:r>
-        <w:t>Vi vill informera om att det i och inom 11 meter från avverkningsanmälan A 39562-2026 i Uppsala kommun har hittats 24 naturvårdsarter varav 13 är rödlistade.</w:t>
+        <w:t>Vi vill informera om att det i och inom 11 meter från avverkningsanmälan A 39562-2026 i Uppsala kommun har hittats 28 naturvårdsarter varav 15 är rödlistade.</w:t>
       </w:r>
     </w:p>
     <w:p>

--- a/klagomålsmail/A 39562-2026 FSC-klagomål mail.docx
+++ b/klagomålsmail/A 39562-2026 FSC-klagomål mail.docx
@@ -11,7 +11,7 @@
     </w:p>
     <w:p>
       <w:r>
-        <w:t>Vi vill informera om att det i och inom 11 meter från avverkningsanmälan A 39562-2026 i Uppsala kommun har hittats 28 naturvårdsarter varav 15 är rödlistade.</w:t>
+        <w:t>Vi vill informera om att det i och inom 11 meter från avverkningsanmälan A 39562-2026 i Uppsala kommun har hittats 30 naturvårdsarter varav 16 är rödlistade.</w:t>
       </w:r>
     </w:p>
     <w:p>

--- a/klagomålsmail/A 39562-2026 FSC-klagomål mail.docx
+++ b/klagomålsmail/A 39562-2026 FSC-klagomål mail.docx
@@ -11,7 +11,7 @@
     </w:p>
     <w:p>
       <w:r>
-        <w:t>Vi vill informera om att det i och inom 11 meter från avverkningsanmälan A 39562-2026 i Uppsala kommun har hittats 30 naturvårdsarter varav 16 är rödlistade.</w:t>
+        <w:t>Vi vill informera om att det i och inom 12 meter från avverkningsanmälan A 39562-2026 i Uppsala kommun har hittats 32 naturvårdsarter varav 16 är rödlistade.</w:t>
       </w:r>
     </w:p>
     <w:p>

--- a/klagomålsmail/A 39562-2026 FSC-klagomål mail.docx
+++ b/klagomålsmail/A 39562-2026 FSC-klagomål mail.docx
@@ -11,7 +11,7 @@
     </w:p>
     <w:p>
       <w:r>
-        <w:t>Vi vill informera om att det i och inom 12 meter från avverkningsanmälan A 39562-2026 i Uppsala kommun har hittats 32 naturvårdsarter varav 16 är rödlistade.</w:t>
+        <w:t>Vi vill informera om att det i och inom 12 meter från avverkningsanmälan A 39562-2026 i Uppsala kommun har hittats 35 naturvårdsarter varav 18 är rödlistade.</w:t>
       </w:r>
     </w:p>
     <w:p>

--- a/klagomålsmail/A 39562-2026 FSC-klagomål mail.docx
+++ b/klagomålsmail/A 39562-2026 FSC-klagomål mail.docx
@@ -11,7 +11,7 @@
     </w:p>
     <w:p>
       <w:r>
-        <w:t>Vi vill informera om att det i och inom 12 meter från avverkningsanmälan A 39562-2026 i Uppsala kommun har hittats 35 naturvårdsarter varav 18 är rödlistade.</w:t>
+        <w:t>Vi vill informera om att det i och inom 12 meter från avverkningsanmälan A 39562-2026 i Uppsala kommun har hittats 36 naturvårdsarter varav 19 är rödlistade.</w:t>
       </w:r>
     </w:p>
     <w:p>

--- a/klagomålsmail/A 39562-2026 FSC-klagomål mail.docx
+++ b/klagomålsmail/A 39562-2026 FSC-klagomål mail.docx
@@ -11,7 +11,7 @@
     </w:p>
     <w:p>
       <w:r>
-        <w:t>Vi vill informera om att det i och inom 12 meter från avverkningsanmälan A 39562-2026 i Uppsala kommun har hittats 36 naturvårdsarter varav 19 är rödlistade.</w:t>
+        <w:t>Vi vill informera om att det i och inom 23 meter från avverkningsanmälan A 39562-2026 i Uppsala kommun har hittats 36 naturvårdsarter varav 19 är rödlistade.</w:t>
       </w:r>
     </w:p>
     <w:p>

--- a/klagomålsmail/A 39562-2026 FSC-klagomål mail.docx
+++ b/klagomålsmail/A 39562-2026 FSC-klagomål mail.docx
@@ -11,7 +11,7 @@
     </w:p>
     <w:p>
       <w:r>
-        <w:t>Vi vill informera om att det i och inom 23 meter från avverkningsanmälan A 39562-2026 i Uppsala kommun har hittats 36 naturvårdsarter varav 19 är rödlistade.</w:t>
+        <w:t>Vi vill informera om att det i och inom 23 meter från avverkningsanmälan A 39562-2026 i Uppsala kommun har hittats 38 naturvårdsarter varav 20 är rödlistade.</w:t>
       </w:r>
     </w:p>
     <w:p>
